--- a/04_DESARROLLO/03_MODULOS_Y_RESPONSABILIDADES.docx
+++ b/04_DESARROLLO/03_MODULOS_Y_RESPONSABILIDADES.docx
@@ -528,7 +528,7 @@
           <wp:inline distT="0" distB="0" distL="0" distR="0">
             <wp:extent cx="5686425" cy="5334000"/>
             <wp:effectExtent t="0" r="0" b="0" l="0"/>
-            <wp:docPr id="40" name="diagrama" descr="Diagrama generado a partir de Mermaid" title="Diagrama"/>
+            <wp:docPr id="6" name="diagrama" descr="Diagrama generado a partir de Mermaid" title="Diagrama"/>
             <wp:cNvGraphicFramePr>
               <a:graphicFrameLocks xmlns:a="http://schemas.openxmlformats.org/drawingml/2006/main" noChangeAspect="1"/>
             </wp:cNvGraphicFramePr>
@@ -1652,6 +1652,22 @@
                 <w:szCs w:val="14"/>
                 <w:shd w:fill="F1F5F9" w:color="auto" w:val="clear"/>
               </w:rPr>
+              <w:t xml:space="preserve">frontend/mi-cuenta.html</w:t>
+            </w:r>
+            <w:r>
+              <w:rPr>
+                <w:sz w:val="15"/>
+                <w:szCs w:val="15"/>
+              </w:rPr>
+              <w:t xml:space="preserve">, </w:t>
+            </w:r>
+            <w:r>
+              <w:rPr>
+                <w:rFonts w:ascii="Consolas" w:cs="Consolas" w:eastAsia="Consolas" w:hAnsi="Consolas"/>
+                <w:sz w:val="14"/>
+                <w:szCs w:val="14"/>
+                <w:shd w:fill="F1F5F9" w:color="auto" w:val="clear"/>
+              </w:rPr>
               <w:t xml:space="preserve">frontend/cambiar-password.html</w:t>
             </w:r>
           </w:p>
@@ -1737,9 +1753,9 @@
                 <w:sz w:val="15"/>
                 <w:szCs w:val="15"/>
               </w:rPr>
-              <w:t xml:space="preserve">PARCIALMENTE IMPLEMENTADO (sin pantallas; BUG</w:t>
-              <w:noBreakHyphen/>
-              <w:t xml:space="preserve">004/005)</w:t>
+              <w:t xml:space="preserve">IMPLEMENTADO Y VERIFICADO (pantallas desde el 2026-10-16; BUG</w:t>
+              <w:noBreakHyphen/>
+              <w:t xml:space="preserve">004/005 corregidos)</w:t>
             </w:r>
           </w:p>
         </w:tc>
@@ -5690,7 +5706,7 @@
         </w:numPr>
         <w:spacing w:after="40"/>
       </w:pPr>
-      <w:hyperlink w:history="1" r:id="rIdwdj6cnfjitu5ru4znpn_w">
+      <w:hyperlink w:history="1" r:id="rIdrl-g4g2lwn2eaqyiow3xb">
         <w:r>
           <w:rPr>
             <w:color w:val="1D4ED8"/>
@@ -5702,7 +5718,7 @@
       <w:r>
         <w:t xml:space="preserve"> · </w:t>
       </w:r>
-      <w:hyperlink w:history="1" r:id="rIdrxwysxanpkco_jgve0x91">
+      <w:hyperlink w:history="1" r:id="rIduutkjsux6j3ft153ecmws">
         <w:r>
           <w:rPr>
             <w:color w:val="1D4ED8"/>
@@ -5721,7 +5737,7 @@
         </w:numPr>
         <w:spacing w:after="40"/>
       </w:pPr>
-      <w:hyperlink w:history="1" r:id="rIdj9uaguo8s7zlwqcdoejmi">
+      <w:hyperlink w:history="1" r:id="rIdgt0quo4e5tjouoza0owq8">
         <w:r>
           <w:rPr>
             <w:color w:val="1D4ED8"/>
@@ -5740,7 +5756,7 @@
         </w:numPr>
         <w:spacing w:after="40"/>
       </w:pPr>
-      <w:hyperlink w:history="1" r:id="rIdj5mxejshafw6wlqyupbid">
+      <w:hyperlink w:history="1" r:id="rId8tke1hcsi9xigekyhvjnq">
         <w:r>
           <w:rPr>
             <w:color w:val="1D4ED8"/>
